--- a/static/assets/cv/CV-Junbo Lian.docx
+++ b/static/assets/cv/CV-Junbo Lian.docx
@@ -15,7 +15,6 @@
           <w:lang w:eastAsia="zh-CN"/>
         </w:rPr>
       </w:pPr>
-      <w:proofErr w:type="spellStart"/>
       <w:r>
         <w:rPr>
           <w:rFonts w:eastAsia="宋体"/>
@@ -24,18 +23,7 @@
           <w:szCs w:val="48"/>
           <w:lang w:eastAsia="zh-CN"/>
         </w:rPr>
-        <w:t>Junbo</w:t>
-      </w:r>
-      <w:proofErr w:type="spellEnd"/>
-      <w:r>
-        <w:rPr>
-          <w:rFonts w:eastAsia="宋体"/>
-          <w:b/>
-          <w:sz w:val="48"/>
-          <w:szCs w:val="48"/>
-          <w:lang w:eastAsia="zh-CN"/>
-        </w:rPr>
-        <w:t xml:space="preserve"> </w:t>
+        <w:t xml:space="preserve">Junbo </w:t>
       </w:r>
       <w:r>
         <w:rPr>
@@ -458,6 +446,8 @@
       </w:r>
       <w:r>
         <w:rPr>
+          <w:rFonts w:eastAsiaTheme="minorEastAsia" w:hint="eastAsia"/>
+          <w:spacing w:val="-6"/>
           <w:sz w:val="20"/>
           <w:szCs w:val="20"/>
           <w:lang w:eastAsia="zh-CN"/>
@@ -466,28 +456,21 @@
       </w:r>
       <w:r>
         <w:rPr>
+          <w:rFonts w:eastAsiaTheme="minorEastAsia" w:hint="eastAsia"/>
+          <w:sz w:val="20"/>
+          <w:szCs w:val="20"/>
+          <w:lang w:eastAsia="zh-CN"/>
+        </w:rPr>
+        <w:t>3.91/4.0</w:t>
+      </w:r>
+      <w:r>
+        <w:rPr>
           <w:rFonts w:eastAsiaTheme="minorEastAsia"/>
           <w:sz w:val="20"/>
           <w:szCs w:val="20"/>
           <w:lang w:eastAsia="zh-CN"/>
         </w:rPr>
-        <w:t>4.0/4.0</w:t>
-      </w:r>
-      <w:r>
-        <w:rPr>
-          <w:sz w:val="20"/>
-          <w:szCs w:val="20"/>
-        </w:rPr>
-        <w:t xml:space="preserve"> </w:t>
-      </w:r>
-      <w:r>
-        <w:rPr>
-          <w:rFonts w:eastAsiaTheme="minorEastAsia"/>
-          <w:sz w:val="20"/>
-          <w:szCs w:val="20"/>
-          <w:lang w:eastAsia="zh-CN"/>
-        </w:rPr>
-        <w:t xml:space="preserve">(to date)    </w:t>
+        <w:t xml:space="preserve">  </w:t>
       </w:r>
     </w:p>
     <w:p>
@@ -1452,7 +1435,6 @@
         </w:rPr>
         <w:t xml:space="preserve">Sun, Y.*, Chen, H., Zhang, C., Teo, C. P. (2026). </w:t>
       </w:r>
-      <w:proofErr w:type="spellStart"/>
       <w:r>
         <w:rPr>
           <w:rFonts w:eastAsiaTheme="minorEastAsia"/>
@@ -1461,22 +1443,11 @@
           <w:szCs w:val="20"/>
           <w:lang w:eastAsia="zh-CN"/>
         </w:rPr>
-        <w:t>ReLoop</w:t>
-      </w:r>
-      <w:proofErr w:type="spellEnd"/>
+        <w:t>ReLoop: Structured Modeling and Behavioral Verification for Reliable LLM-Based Optimization.</w:t>
+      </w:r>
       <w:r>
         <w:rPr>
           <w:rFonts w:eastAsiaTheme="minorEastAsia"/>
-          <w:bCs w:val="0"/>
-          <w:sz w:val="20"/>
-          <w:szCs w:val="20"/>
-          <w:lang w:eastAsia="zh-CN"/>
-        </w:rPr>
-        <w:t>: Structured Modeling and Behavioral Verification for Reliable LLM-Based Optimization.</w:t>
-      </w:r>
-      <w:r>
-        <w:rPr>
-          <w:rFonts w:eastAsiaTheme="minorEastAsia"/>
           <w:b w:val="0"/>
           <w:sz w:val="20"/>
           <w:szCs w:val="20"/>
@@ -1484,7 +1455,6 @@
         </w:rPr>
         <w:t xml:space="preserve"> </w:t>
       </w:r>
-      <w:proofErr w:type="spellStart"/>
       <w:r>
         <w:rPr>
           <w:rFonts w:eastAsiaTheme="minorEastAsia"/>
@@ -1495,20 +1465,7 @@
           <w:szCs w:val="20"/>
           <w:lang w:eastAsia="zh-CN"/>
         </w:rPr>
-        <w:t>NeurIPS</w:t>
-      </w:r>
-      <w:proofErr w:type="spellEnd"/>
-      <w:r>
-        <w:rPr>
-          <w:rFonts w:eastAsiaTheme="minorEastAsia"/>
-          <w:b w:val="0"/>
-          <w:i/>
-          <w:iCs/>
-          <w:sz w:val="20"/>
-          <w:szCs w:val="20"/>
-          <w:lang w:eastAsia="zh-CN"/>
-        </w:rPr>
-        <w:t xml:space="preserve"> 2026</w:t>
+        <w:t>NeurIPS 2026</w:t>
       </w:r>
       <w:r>
         <w:rPr>
@@ -2232,17 +2189,7 @@
           <w:szCs w:val="20"/>
           <w:u w:val="single"/>
         </w:rPr>
-        <w:t xml:space="preserve"> Lian, J. J</w:t>
-      </w:r>
-      <w:proofErr w:type="gramStart"/>
-      <w:r>
-        <w:rPr>
-          <w:bCs w:val="0"/>
-          <w:sz w:val="20"/>
-          <w:szCs w:val="20"/>
-          <w:u w:val="single"/>
-        </w:rPr>
-        <w:t>.</w:t>
+        <w:t xml:space="preserve"> Lian, J. J.</w:t>
       </w:r>
       <w:r>
         <w:rPr>
@@ -2268,7 +2215,6 @@
         <w:t>#</w:t>
       </w:r>
       <w:bookmarkEnd w:id="0"/>
-      <w:proofErr w:type="gramEnd"/>
       <w:r>
         <w:rPr>
           <w:b w:val="0"/>
@@ -4312,23 +4258,13 @@
               </w:rPr>
               <w:t xml:space="preserve">      </w:t>
             </w:r>
-            <w:proofErr w:type="gramStart"/>
-            <w:r>
-              <w:rPr>
-                <w:sz w:val="20"/>
-                <w:szCs w:val="20"/>
-                <w:lang w:eastAsia="zh-CN"/>
-              </w:rPr>
-              <w:t>Wrote</w:t>
-            </w:r>
-            <w:proofErr w:type="gramEnd"/>
-            <w:r>
-              <w:rPr>
-                <w:sz w:val="20"/>
-                <w:szCs w:val="20"/>
-                <w:lang w:eastAsia="zh-CN"/>
-              </w:rPr>
-              <w:t xml:space="preserve"> a book titled </w:t>
+            <w:r>
+              <w:rPr>
+                <w:sz w:val="20"/>
+                <w:szCs w:val="20"/>
+                <w:lang w:eastAsia="zh-CN"/>
+              </w:rPr>
+              <w:t xml:space="preserve">Wrote a book titled </w:t>
             </w:r>
             <w:r>
               <w:rPr>
@@ -4426,25 +4362,7 @@
                 <w:szCs w:val="20"/>
                 <w:lang w:eastAsia="zh-CN"/>
               </w:rPr>
-              <w:t xml:space="preserve">Built a geometry-conditioned, projection-aware 3D human pipeline by extending TRELLIS with SMPL/SMPL-X priors, sparse-latent </w:t>
-            </w:r>
-            <w:proofErr w:type="spellStart"/>
-            <w:r>
-              <w:rPr>
-                <w:sz w:val="20"/>
-                <w:szCs w:val="20"/>
-                <w:lang w:eastAsia="zh-CN"/>
-              </w:rPr>
-              <w:t>DiT</w:t>
-            </w:r>
-            <w:proofErr w:type="spellEnd"/>
-            <w:r>
-              <w:rPr>
-                <w:sz w:val="20"/>
-                <w:szCs w:val="20"/>
-                <w:lang w:eastAsia="zh-CN"/>
-              </w:rPr>
-              <w:t xml:space="preserve"> diffusion, and differentiable rendering.</w:t>
+              <w:t>Built a geometry-conditioned, projection-aware 3D human pipeline by extending TRELLIS with SMPL/SMPL-X priors, sparse-latent DiT diffusion, and differentiable rendering.</w:t>
             </w:r>
           </w:p>
           <w:p>
@@ -5940,27 +5858,7 @@
                 <w:szCs w:val="20"/>
                 <w:lang w:eastAsia="zh-CN"/>
               </w:rPr>
-              <w:t xml:space="preserve">Advisor: Prof. </w:t>
-            </w:r>
-            <w:proofErr w:type="spellStart"/>
-            <w:r>
-              <w:rPr>
-                <w:bCs/>
-                <w:sz w:val="20"/>
-                <w:szCs w:val="20"/>
-                <w:lang w:eastAsia="zh-CN"/>
-              </w:rPr>
-              <w:t>Yunhuai</w:t>
-            </w:r>
-            <w:proofErr w:type="spellEnd"/>
-            <w:r>
-              <w:rPr>
-                <w:bCs/>
-                <w:sz w:val="20"/>
-                <w:szCs w:val="20"/>
-                <w:lang w:eastAsia="zh-CN"/>
-              </w:rPr>
-              <w:t xml:space="preserve"> Liu</w:t>
+              <w:t>Advisor: Prof. Yunhuai Liu</w:t>
             </w:r>
           </w:p>
         </w:tc>
@@ -7142,16 +7040,7 @@
           <w:bCs/>
           <w:lang w:eastAsia="zh-CN"/>
         </w:rPr>
-        <w:t xml:space="preserve">Hangzhou </w:t>
-      </w:r>
-      <w:proofErr w:type="spellStart"/>
-      <w:r>
-        <w:rPr>
-          <w:b/>
-          <w:bCs/>
-          <w:lang w:eastAsia="zh-CN"/>
-        </w:rPr>
-        <w:t>Bos</w:t>
+        <w:t>Hangzhou Bos</w:t>
       </w:r>
       <w:r>
         <w:rPr>
@@ -7162,7 +7051,6 @@
         </w:rPr>
         <w:t>sway</w:t>
       </w:r>
-      <w:proofErr w:type="spellEnd"/>
       <w:r>
         <w:rPr>
           <w:b/>
@@ -7522,27 +7410,7 @@
                 <w:szCs w:val="20"/>
                 <w:lang w:eastAsia="zh-CN"/>
               </w:rPr>
-              <w:t xml:space="preserve">     </w:t>
-            </w:r>
-            <w:proofErr w:type="gramStart"/>
-            <w:r>
-              <w:rPr>
-                <w:rFonts w:eastAsiaTheme="minorEastAsia"/>
-                <w:sz w:val="20"/>
-                <w:szCs w:val="20"/>
-                <w:lang w:eastAsia="zh-CN"/>
-              </w:rPr>
-              <w:t>Acquired</w:t>
-            </w:r>
-            <w:proofErr w:type="gramEnd"/>
-            <w:r>
-              <w:rPr>
-                <w:rFonts w:eastAsiaTheme="minorEastAsia"/>
-                <w:sz w:val="20"/>
-                <w:szCs w:val="20"/>
-                <w:lang w:eastAsia="zh-CN"/>
-              </w:rPr>
-              <w:t xml:space="preserve"> startup company management skills</w:t>
+              <w:t xml:space="preserve">     Acquired startup company management skills</w:t>
             </w:r>
             <w:r>
               <w:rPr>
@@ -7628,25 +7496,7 @@
           <w:bCs/>
           <w:lang w:eastAsia="zh-CN"/>
         </w:rPr>
-        <w:t xml:space="preserve">Shenzhen </w:t>
-      </w:r>
-      <w:proofErr w:type="spellStart"/>
-      <w:r>
-        <w:rPr>
-          <w:b/>
-          <w:bCs/>
-          <w:lang w:eastAsia="zh-CN"/>
-        </w:rPr>
-        <w:t>Tenfong</w:t>
-      </w:r>
-      <w:proofErr w:type="spellEnd"/>
-      <w:r>
-        <w:rPr>
-          <w:b/>
-          <w:bCs/>
-          <w:lang w:eastAsia="zh-CN"/>
-        </w:rPr>
-        <w:t xml:space="preserve"> Technology Co.,</w:t>
+        <w:t>Shenzhen Tenfong Technology Co.,</w:t>
       </w:r>
       <w:r>
         <w:rPr>
@@ -8314,31 +8164,7 @@
                 <w:szCs w:val="21"/>
                 <w:lang w:eastAsia="zh-CN"/>
               </w:rPr>
-              <w:t xml:space="preserve">College Student Research </w:t>
-            </w:r>
-            <w:proofErr w:type="spellStart"/>
-            <w:r>
-              <w:rPr>
-                <w:b/>
-                <w:bCs/>
-                <w:color w:val="1C1E29"/>
-                <w:sz w:val="21"/>
-                <w:szCs w:val="21"/>
-                <w:lang w:eastAsia="zh-CN"/>
-              </w:rPr>
-              <w:t>Programme</w:t>
-            </w:r>
-            <w:proofErr w:type="spellEnd"/>
-            <w:r>
-              <w:rPr>
-                <w:b/>
-                <w:bCs/>
-                <w:color w:val="1C1E29"/>
-                <w:sz w:val="21"/>
-                <w:szCs w:val="21"/>
-                <w:lang w:eastAsia="zh-CN"/>
-              </w:rPr>
-              <w:t xml:space="preserve"> of Zhejiang Province</w:t>
+              <w:t>College Student Research Programme of Zhejiang Province</w:t>
             </w:r>
             <w:bookmarkEnd w:id="20"/>
             <w:r>
@@ -8547,12 +8373,15 @@
         <w:tblLook w:val="04A0" w:firstRow="1" w:lastRow="0" w:firstColumn="1" w:lastColumn="0" w:noHBand="0" w:noVBand="1"/>
       </w:tblPr>
       <w:tblGrid>
-        <w:gridCol w:w="10191"/>
+        <w:gridCol w:w="10480"/>
       </w:tblGrid>
       <w:tr>
+        <w:trPr>
+          <w:trHeight w:val="5170"/>
+        </w:trPr>
         <w:tc>
           <w:tcPr>
-            <w:tcW w:w="10191" w:type="dxa"/>
+            <w:tcW w:w="10480" w:type="dxa"/>
           </w:tcPr>
           <w:p>
             <w:pPr>
@@ -8582,7 +8411,16 @@
                 <w:szCs w:val="20"/>
                 <w:lang w:eastAsia="zh-CN"/>
               </w:rPr>
-              <w:t>ISPRS Journal of Photogrammetry and Remote Sensing</w:t>
+              <w:t>I</w:t>
+            </w:r>
+            <w:r>
+              <w:rPr>
+                <w:rFonts w:eastAsiaTheme="minorEastAsia" w:hint="eastAsia"/>
+                <w:sz w:val="20"/>
+                <w:szCs w:val="20"/>
+                <w:lang w:eastAsia="zh-CN"/>
+              </w:rPr>
+              <w:t>EEE Transactions on Evolutionary Computation</w:t>
             </w:r>
             <w:r>
               <w:rPr>
@@ -8600,7 +8438,7 @@
                 <w:szCs w:val="20"/>
                 <w:lang w:eastAsia="zh-CN"/>
               </w:rPr>
-              <w:t>12</w:t>
+              <w:t>1</w:t>
             </w:r>
             <w:r>
               <w:rPr>
@@ -8609,6 +8447,51 @@
                 <w:szCs w:val="20"/>
                 <w:lang w:eastAsia="zh-CN"/>
               </w:rPr>
+              <w:t>5.9</w:t>
+            </w:r>
+            <w:r>
+              <w:rPr>
+                <w:rFonts w:eastAsiaTheme="minorEastAsia"/>
+                <w:sz w:val="20"/>
+                <w:szCs w:val="20"/>
+                <w:lang w:eastAsia="zh-CN"/>
+              </w:rPr>
+              <w:t xml:space="preserve">)                                                                                           </w:t>
+            </w:r>
+            <w:r>
+              <w:rPr>
+                <w:rFonts w:eastAsiaTheme="minorEastAsia" w:hint="eastAsia"/>
+                <w:sz w:val="20"/>
+                <w:szCs w:val="20"/>
+                <w:lang w:eastAsia="zh-CN"/>
+              </w:rPr>
+              <w:t xml:space="preserve">           </w:t>
+            </w:r>
+            <w:r>
+              <w:rPr>
+                <w:rFonts w:eastAsiaTheme="minorEastAsia"/>
+                <w:sz w:val="20"/>
+                <w:szCs w:val="20"/>
+                <w:lang w:eastAsia="zh-CN"/>
+              </w:rPr>
+              <w:t>202</w:t>
+            </w:r>
+            <w:r>
+              <w:rPr>
+                <w:rFonts w:eastAsiaTheme="minorEastAsia" w:hint="eastAsia"/>
+                <w:sz w:val="20"/>
+                <w:szCs w:val="20"/>
+                <w:lang w:eastAsia="zh-CN"/>
+              </w:rPr>
+              <w:t>6</w:t>
+            </w:r>
+            <w:r>
+              <w:rPr>
+                <w:rFonts w:eastAsiaTheme="minorEastAsia"/>
+                <w:sz w:val="20"/>
+                <w:szCs w:val="20"/>
+                <w:lang w:eastAsia="zh-CN"/>
+              </w:rPr>
               <w:t>.</w:t>
             </w:r>
             <w:r>
@@ -8618,16 +8501,7 @@
                 <w:szCs w:val="20"/>
                 <w:lang w:eastAsia="zh-CN"/>
               </w:rPr>
-              <w:t>2</w:t>
-            </w:r>
-            <w:r>
-              <w:rPr>
-                <w:rFonts w:eastAsiaTheme="minorEastAsia"/>
-                <w:sz w:val="20"/>
-                <w:szCs w:val="20"/>
-                <w:lang w:eastAsia="zh-CN"/>
-              </w:rPr>
-              <w:t xml:space="preserve">)                                                                                           </w:t>
+              <w:t>0</w:t>
             </w:r>
             <w:r>
               <w:rPr>
@@ -8636,43 +8510,7 @@
                 <w:szCs w:val="20"/>
                 <w:lang w:eastAsia="zh-CN"/>
               </w:rPr>
-              <w:t xml:space="preserve">           </w:t>
-            </w:r>
-            <w:r>
-              <w:rPr>
-                <w:rFonts w:eastAsiaTheme="minorEastAsia"/>
-                <w:sz w:val="20"/>
-                <w:szCs w:val="20"/>
-                <w:lang w:eastAsia="zh-CN"/>
-              </w:rPr>
-              <w:t>202</w:t>
-            </w:r>
-            <w:r>
-              <w:rPr>
-                <w:rFonts w:eastAsiaTheme="minorEastAsia" w:hint="eastAsia"/>
-                <w:sz w:val="20"/>
-                <w:szCs w:val="20"/>
-                <w:lang w:eastAsia="zh-CN"/>
-              </w:rPr>
-              <w:t>6</w:t>
-            </w:r>
-            <w:r>
-              <w:rPr>
-                <w:rFonts w:eastAsiaTheme="minorEastAsia"/>
-                <w:sz w:val="20"/>
-                <w:szCs w:val="20"/>
-                <w:lang w:eastAsia="zh-CN"/>
-              </w:rPr>
-              <w:t>.</w:t>
-            </w:r>
-            <w:r>
-              <w:rPr>
-                <w:rFonts w:eastAsiaTheme="minorEastAsia" w:hint="eastAsia"/>
-                <w:sz w:val="20"/>
-                <w:szCs w:val="20"/>
-                <w:lang w:eastAsia="zh-CN"/>
-              </w:rPr>
-              <w:t>02</w:t>
+              <w:t>7</w:t>
             </w:r>
           </w:p>
           <w:p>
@@ -8695,25 +8533,14 @@
                 <w:lang w:eastAsia="zh-CN"/>
               </w:rPr>
             </w:pPr>
-            <w:proofErr w:type="spellStart"/>
-            <w:r>
-              <w:rPr>
-                <w:rFonts w:eastAsiaTheme="minorEastAsia"/>
-                <w:sz w:val="20"/>
-                <w:szCs w:val="20"/>
-                <w:lang w:eastAsia="zh-CN"/>
-              </w:rPr>
-              <w:t>BioData</w:t>
-            </w:r>
-            <w:proofErr w:type="spellEnd"/>
-            <w:r>
-              <w:rPr>
-                <w:rFonts w:eastAsiaTheme="minorEastAsia"/>
-                <w:sz w:val="20"/>
-                <w:szCs w:val="20"/>
-                <w:lang w:eastAsia="zh-CN"/>
-              </w:rPr>
-              <w:t xml:space="preserve"> Mining</w:t>
+            <w:r>
+              <w:rPr>
+                <w:rFonts w:eastAsiaTheme="minorEastAsia"/>
+                <w:sz w:val="20"/>
+                <w:szCs w:val="20"/>
+                <w:lang w:eastAsia="zh-CN"/>
+              </w:rPr>
+              <w:t>CMC-Computers, Materials &amp; Continua</w:t>
             </w:r>
             <w:r>
               <w:rPr>
@@ -8731,7 +8558,7 @@
                 <w:szCs w:val="20"/>
                 <w:lang w:eastAsia="zh-CN"/>
               </w:rPr>
-              <w:t>6.1</w:t>
+              <w:t>2.4</w:t>
             </w:r>
             <w:r>
               <w:rPr>
@@ -8785,7 +8612,7 @@
                 <w:szCs w:val="20"/>
                 <w:lang w:eastAsia="zh-CN"/>
               </w:rPr>
-              <w:t>02</w:t>
+              <w:t>06</w:t>
             </w:r>
           </w:p>
           <w:p>
@@ -8815,7 +8642,16 @@
                 <w:szCs w:val="20"/>
                 <w:lang w:eastAsia="zh-CN"/>
               </w:rPr>
-              <w:t xml:space="preserve">Swarm and Evolutionary Computation (IF=8.5)                                                                                           </w:t>
+              <w:t>Pattern Analysis and Applications</w:t>
+            </w:r>
+            <w:r>
+              <w:rPr>
+                <w:rFonts w:eastAsiaTheme="minorEastAsia"/>
+                <w:sz w:val="20"/>
+                <w:szCs w:val="20"/>
+                <w:lang w:eastAsia="zh-CN"/>
+              </w:rPr>
+              <w:t xml:space="preserve"> (IF=</w:t>
             </w:r>
             <w:r>
               <w:rPr>
@@ -8824,6 +8660,24 @@
                 <w:szCs w:val="20"/>
                 <w:lang w:eastAsia="zh-CN"/>
               </w:rPr>
+              <w:t>2.6</w:t>
+            </w:r>
+            <w:r>
+              <w:rPr>
+                <w:rFonts w:eastAsiaTheme="minorEastAsia"/>
+                <w:sz w:val="20"/>
+                <w:szCs w:val="20"/>
+                <w:lang w:eastAsia="zh-CN"/>
+              </w:rPr>
+              <w:t xml:space="preserve">)                                                                                           </w:t>
+            </w:r>
+            <w:r>
+              <w:rPr>
+                <w:rFonts w:eastAsiaTheme="minorEastAsia" w:hint="eastAsia"/>
+                <w:sz w:val="20"/>
+                <w:szCs w:val="20"/>
+                <w:lang w:eastAsia="zh-CN"/>
+              </w:rPr>
               <w:t xml:space="preserve">           </w:t>
             </w:r>
             <w:r>
@@ -8833,7 +8687,34 @@
                 <w:szCs w:val="20"/>
                 <w:lang w:eastAsia="zh-CN"/>
               </w:rPr>
-              <w:t>2025.11</w:t>
+              <w:t>202</w:t>
+            </w:r>
+            <w:r>
+              <w:rPr>
+                <w:rFonts w:eastAsiaTheme="minorEastAsia" w:hint="eastAsia"/>
+                <w:sz w:val="20"/>
+                <w:szCs w:val="20"/>
+                <w:lang w:eastAsia="zh-CN"/>
+              </w:rPr>
+              <w:t>6</w:t>
+            </w:r>
+            <w:r>
+              <w:rPr>
+                <w:rFonts w:eastAsiaTheme="minorEastAsia"/>
+                <w:sz w:val="20"/>
+                <w:szCs w:val="20"/>
+                <w:lang w:eastAsia="zh-CN"/>
+              </w:rPr>
+              <w:t>.</w:t>
+            </w:r>
+            <w:r>
+              <w:rPr>
+                <w:rFonts w:eastAsiaTheme="minorEastAsia" w:hint="eastAsia"/>
+                <w:sz w:val="20"/>
+                <w:szCs w:val="20"/>
+                <w:lang w:eastAsia="zh-CN"/>
+              </w:rPr>
+              <w:t>05</w:t>
             </w:r>
           </w:p>
           <w:p>
@@ -8858,36 +8739,657 @@
             </w:pPr>
             <w:r>
               <w:rPr>
-                <w:rFonts w:eastAsiaTheme="minorEastAsia"/>
-                <w:sz w:val="20"/>
-                <w:szCs w:val="20"/>
-                <w:lang w:eastAsia="zh-CN"/>
-              </w:rPr>
-              <w:t xml:space="preserve">Knowledge-Based Systems (IF=7.6)         </w:t>
-            </w:r>
-            <w:r>
-              <w:rPr>
-                <w:rFonts w:eastAsiaTheme="minorEastAsia"/>
-                <w:sz w:val="21"/>
-                <w:szCs w:val="21"/>
-                <w:lang w:eastAsia="zh-CN"/>
-              </w:rPr>
-              <w:t xml:space="preserve">                                                                                                    </w:t>
-            </w:r>
-            <w:r>
-              <w:rPr>
                 <w:rFonts w:eastAsiaTheme="minorEastAsia" w:hint="eastAsia"/>
-                <w:sz w:val="21"/>
-                <w:szCs w:val="21"/>
-                <w:lang w:eastAsia="zh-CN"/>
-              </w:rPr>
-              <w:t xml:space="preserve">                                               </w:t>
-            </w:r>
-            <w:r>
-              <w:rPr>
-                <w:rFonts w:eastAsiaTheme="minorEastAsia"/>
-                <w:sz w:val="21"/>
-                <w:szCs w:val="21"/>
+                <w:sz w:val="20"/>
+                <w:szCs w:val="20"/>
+                <w:lang w:eastAsia="zh-CN"/>
+              </w:rPr>
+              <w:t>Neurocomputing</w:t>
+            </w:r>
+            <w:r>
+              <w:rPr>
+                <w:rFonts w:eastAsiaTheme="minorEastAsia"/>
+                <w:sz w:val="20"/>
+                <w:szCs w:val="20"/>
+                <w:lang w:eastAsia="zh-CN"/>
+              </w:rPr>
+              <w:t xml:space="preserve"> (IF=</w:t>
+            </w:r>
+            <w:r>
+              <w:rPr>
+                <w:rFonts w:eastAsiaTheme="minorEastAsia" w:hint="eastAsia"/>
+                <w:sz w:val="20"/>
+                <w:szCs w:val="20"/>
+                <w:lang w:eastAsia="zh-CN"/>
+              </w:rPr>
+              <w:t>6.7</w:t>
+            </w:r>
+            <w:r>
+              <w:rPr>
+                <w:rFonts w:eastAsiaTheme="minorEastAsia"/>
+                <w:sz w:val="20"/>
+                <w:szCs w:val="20"/>
+                <w:lang w:eastAsia="zh-CN"/>
+              </w:rPr>
+              <w:t xml:space="preserve">)                                                                                           </w:t>
+            </w:r>
+            <w:r>
+              <w:rPr>
+                <w:rFonts w:eastAsiaTheme="minorEastAsia" w:hint="eastAsia"/>
+                <w:sz w:val="20"/>
+                <w:szCs w:val="20"/>
+                <w:lang w:eastAsia="zh-CN"/>
+              </w:rPr>
+              <w:t xml:space="preserve">           </w:t>
+            </w:r>
+            <w:r>
+              <w:rPr>
+                <w:rFonts w:eastAsiaTheme="minorEastAsia"/>
+                <w:sz w:val="20"/>
+                <w:szCs w:val="20"/>
+                <w:lang w:eastAsia="zh-CN"/>
+              </w:rPr>
+              <w:t>202</w:t>
+            </w:r>
+            <w:r>
+              <w:rPr>
+                <w:rFonts w:eastAsiaTheme="minorEastAsia" w:hint="eastAsia"/>
+                <w:sz w:val="20"/>
+                <w:szCs w:val="20"/>
+                <w:lang w:eastAsia="zh-CN"/>
+              </w:rPr>
+              <w:t>6</w:t>
+            </w:r>
+            <w:r>
+              <w:rPr>
+                <w:rFonts w:eastAsiaTheme="minorEastAsia"/>
+                <w:sz w:val="20"/>
+                <w:szCs w:val="20"/>
+                <w:lang w:eastAsia="zh-CN"/>
+              </w:rPr>
+              <w:t>.</w:t>
+            </w:r>
+            <w:r>
+              <w:rPr>
+                <w:rFonts w:eastAsiaTheme="minorEastAsia" w:hint="eastAsia"/>
+                <w:sz w:val="20"/>
+                <w:szCs w:val="20"/>
+                <w:lang w:eastAsia="zh-CN"/>
+              </w:rPr>
+              <w:t>0</w:t>
+            </w:r>
+            <w:r>
+              <w:rPr>
+                <w:rFonts w:eastAsiaTheme="minorEastAsia" w:hint="eastAsia"/>
+                <w:sz w:val="20"/>
+                <w:szCs w:val="20"/>
+                <w:lang w:eastAsia="zh-CN"/>
+              </w:rPr>
+              <w:t>5</w:t>
+            </w:r>
+          </w:p>
+          <w:p>
+            <w:pPr>
+              <w:pStyle w:val="ab"/>
+              <w:numPr>
+                <w:ilvl w:val="0"/>
+                <w:numId w:val="4"/>
+              </w:numPr>
+              <w:tabs>
+                <w:tab w:val="left" w:pos="245"/>
+              </w:tabs>
+              <w:spacing w:line="237" w:lineRule="auto"/>
+              <w:ind w:right="0"/>
+              <w:jc w:val="distribute"/>
+              <w:rPr>
+                <w:rFonts w:eastAsiaTheme="minorEastAsia"/>
+                <w:sz w:val="20"/>
+                <w:szCs w:val="20"/>
+                <w:lang w:eastAsia="zh-CN"/>
+              </w:rPr>
+            </w:pPr>
+            <w:r>
+              <w:rPr>
+                <w:rFonts w:eastAsiaTheme="minorEastAsia" w:hint="eastAsia"/>
+                <w:sz w:val="20"/>
+                <w:szCs w:val="20"/>
+                <w:lang w:eastAsia="zh-CN"/>
+              </w:rPr>
+              <w:t>Applied Intelligence</w:t>
+            </w:r>
+            <w:r>
+              <w:rPr>
+                <w:rFonts w:eastAsiaTheme="minorEastAsia"/>
+                <w:sz w:val="20"/>
+                <w:szCs w:val="20"/>
+                <w:lang w:eastAsia="zh-CN"/>
+              </w:rPr>
+              <w:t xml:space="preserve"> (IF=</w:t>
+            </w:r>
+            <w:r>
+              <w:rPr>
+                <w:rFonts w:eastAsiaTheme="minorEastAsia" w:hint="eastAsia"/>
+                <w:sz w:val="20"/>
+                <w:szCs w:val="20"/>
+                <w:lang w:eastAsia="zh-CN"/>
+              </w:rPr>
+              <w:t>3.5</w:t>
+            </w:r>
+            <w:r>
+              <w:rPr>
+                <w:rFonts w:eastAsiaTheme="minorEastAsia"/>
+                <w:sz w:val="20"/>
+                <w:szCs w:val="20"/>
+                <w:lang w:eastAsia="zh-CN"/>
+              </w:rPr>
+              <w:t xml:space="preserve">)                                                                                           </w:t>
+            </w:r>
+            <w:r>
+              <w:rPr>
+                <w:rFonts w:eastAsiaTheme="minorEastAsia" w:hint="eastAsia"/>
+                <w:sz w:val="20"/>
+                <w:szCs w:val="20"/>
+                <w:lang w:eastAsia="zh-CN"/>
+              </w:rPr>
+              <w:t xml:space="preserve">           </w:t>
+            </w:r>
+            <w:r>
+              <w:rPr>
+                <w:rFonts w:eastAsiaTheme="minorEastAsia"/>
+                <w:sz w:val="20"/>
+                <w:szCs w:val="20"/>
+                <w:lang w:eastAsia="zh-CN"/>
+              </w:rPr>
+              <w:t>202</w:t>
+            </w:r>
+            <w:r>
+              <w:rPr>
+                <w:rFonts w:eastAsiaTheme="minorEastAsia" w:hint="eastAsia"/>
+                <w:sz w:val="20"/>
+                <w:szCs w:val="20"/>
+                <w:lang w:eastAsia="zh-CN"/>
+              </w:rPr>
+              <w:t>6</w:t>
+            </w:r>
+            <w:r>
+              <w:rPr>
+                <w:rFonts w:eastAsiaTheme="minorEastAsia"/>
+                <w:sz w:val="20"/>
+                <w:szCs w:val="20"/>
+                <w:lang w:eastAsia="zh-CN"/>
+              </w:rPr>
+              <w:t>.</w:t>
+            </w:r>
+            <w:r>
+              <w:rPr>
+                <w:rFonts w:eastAsiaTheme="minorEastAsia" w:hint="eastAsia"/>
+                <w:sz w:val="20"/>
+                <w:szCs w:val="20"/>
+                <w:lang w:eastAsia="zh-CN"/>
+              </w:rPr>
+              <w:t>0</w:t>
+            </w:r>
+            <w:r>
+              <w:rPr>
+                <w:rFonts w:eastAsiaTheme="minorEastAsia" w:hint="eastAsia"/>
+                <w:sz w:val="20"/>
+                <w:szCs w:val="20"/>
+                <w:lang w:eastAsia="zh-CN"/>
+              </w:rPr>
+              <w:t>4</w:t>
+            </w:r>
+          </w:p>
+          <w:p>
+            <w:pPr>
+              <w:pStyle w:val="ab"/>
+              <w:numPr>
+                <w:ilvl w:val="0"/>
+                <w:numId w:val="4"/>
+              </w:numPr>
+              <w:tabs>
+                <w:tab w:val="left" w:pos="245"/>
+              </w:tabs>
+              <w:spacing w:line="237" w:lineRule="auto"/>
+              <w:ind w:right="0"/>
+              <w:jc w:val="distribute"/>
+              <w:rPr>
+                <w:rFonts w:eastAsiaTheme="minorEastAsia"/>
+                <w:sz w:val="20"/>
+                <w:szCs w:val="20"/>
+                <w:lang w:eastAsia="zh-CN"/>
+              </w:rPr>
+            </w:pPr>
+            <w:r>
+              <w:rPr>
+                <w:rFonts w:eastAsiaTheme="minorEastAsia"/>
+                <w:sz w:val="20"/>
+                <w:szCs w:val="20"/>
+                <w:lang w:eastAsia="zh-CN"/>
+              </w:rPr>
+              <w:t>I</w:t>
+            </w:r>
+            <w:r>
+              <w:rPr>
+                <w:rFonts w:eastAsiaTheme="minorEastAsia" w:hint="eastAsia"/>
+                <w:sz w:val="20"/>
+                <w:szCs w:val="20"/>
+                <w:lang w:eastAsia="zh-CN"/>
+              </w:rPr>
+              <w:t>nternational Journal of Computational</w:t>
+            </w:r>
+            <w:r>
+              <w:rPr>
+                <w:rFonts w:eastAsiaTheme="minorEastAsia"/>
+                <w:sz w:val="20"/>
+                <w:szCs w:val="20"/>
+                <w:lang w:eastAsia="zh-CN"/>
+              </w:rPr>
+              <w:t xml:space="preserve"> </w:t>
+            </w:r>
+            <w:r>
+              <w:rPr>
+                <w:rFonts w:eastAsiaTheme="minorEastAsia" w:hint="eastAsia"/>
+                <w:sz w:val="20"/>
+                <w:szCs w:val="20"/>
+                <w:lang w:eastAsia="zh-CN"/>
+              </w:rPr>
+              <w:t>Intelligence Systems</w:t>
+            </w:r>
+            <w:r>
+              <w:rPr>
+                <w:rFonts w:eastAsiaTheme="minorEastAsia"/>
+                <w:sz w:val="20"/>
+                <w:szCs w:val="20"/>
+                <w:lang w:eastAsia="zh-CN"/>
+              </w:rPr>
+              <w:t xml:space="preserve"> (IF=</w:t>
+            </w:r>
+            <w:r>
+              <w:rPr>
+                <w:rFonts w:eastAsiaTheme="minorEastAsia" w:hint="eastAsia"/>
+                <w:sz w:val="20"/>
+                <w:szCs w:val="20"/>
+                <w:lang w:eastAsia="zh-CN"/>
+              </w:rPr>
+              <w:t>4.0</w:t>
+            </w:r>
+            <w:r>
+              <w:rPr>
+                <w:rFonts w:eastAsiaTheme="minorEastAsia"/>
+                <w:sz w:val="20"/>
+                <w:szCs w:val="20"/>
+                <w:lang w:eastAsia="zh-CN"/>
+              </w:rPr>
+              <w:t xml:space="preserve">)                                                                                    </w:t>
+            </w:r>
+            <w:r>
+              <w:rPr>
+                <w:rFonts w:eastAsiaTheme="minorEastAsia" w:hint="eastAsia"/>
+                <w:sz w:val="20"/>
+                <w:szCs w:val="20"/>
+                <w:lang w:eastAsia="zh-CN"/>
+              </w:rPr>
+              <w:t xml:space="preserve">           </w:t>
+            </w:r>
+            <w:r>
+              <w:rPr>
+                <w:rFonts w:eastAsiaTheme="minorEastAsia"/>
+                <w:sz w:val="20"/>
+                <w:szCs w:val="20"/>
+                <w:lang w:eastAsia="zh-CN"/>
+              </w:rPr>
+              <w:t>202</w:t>
+            </w:r>
+            <w:r>
+              <w:rPr>
+                <w:rFonts w:eastAsiaTheme="minorEastAsia" w:hint="eastAsia"/>
+                <w:sz w:val="20"/>
+                <w:szCs w:val="20"/>
+                <w:lang w:eastAsia="zh-CN"/>
+              </w:rPr>
+              <w:t>6</w:t>
+            </w:r>
+            <w:r>
+              <w:rPr>
+                <w:rFonts w:eastAsiaTheme="minorEastAsia"/>
+                <w:sz w:val="20"/>
+                <w:szCs w:val="20"/>
+                <w:lang w:eastAsia="zh-CN"/>
+              </w:rPr>
+              <w:t>.</w:t>
+            </w:r>
+            <w:r>
+              <w:rPr>
+                <w:rFonts w:eastAsiaTheme="minorEastAsia" w:hint="eastAsia"/>
+                <w:sz w:val="20"/>
+                <w:szCs w:val="20"/>
+                <w:lang w:eastAsia="zh-CN"/>
+              </w:rPr>
+              <w:t>0</w:t>
+            </w:r>
+            <w:r>
+              <w:rPr>
+                <w:rFonts w:eastAsiaTheme="minorEastAsia" w:hint="eastAsia"/>
+                <w:sz w:val="20"/>
+                <w:szCs w:val="20"/>
+                <w:lang w:eastAsia="zh-CN"/>
+              </w:rPr>
+              <w:t>3</w:t>
+            </w:r>
+          </w:p>
+          <w:p>
+            <w:pPr>
+              <w:pStyle w:val="ab"/>
+              <w:numPr>
+                <w:ilvl w:val="0"/>
+                <w:numId w:val="4"/>
+              </w:numPr>
+              <w:tabs>
+                <w:tab w:val="left" w:pos="245"/>
+              </w:tabs>
+              <w:spacing w:line="237" w:lineRule="auto"/>
+              <w:ind w:right="0"/>
+              <w:jc w:val="distribute"/>
+              <w:rPr>
+                <w:rFonts w:eastAsiaTheme="minorEastAsia" w:hint="eastAsia"/>
+                <w:sz w:val="20"/>
+                <w:szCs w:val="20"/>
+                <w:lang w:eastAsia="zh-CN"/>
+              </w:rPr>
+            </w:pPr>
+            <w:r>
+              <w:rPr>
+                <w:rFonts w:eastAsiaTheme="minorEastAsia"/>
+                <w:sz w:val="20"/>
+                <w:szCs w:val="20"/>
+                <w:lang w:eastAsia="zh-CN"/>
+              </w:rPr>
+              <w:t>ISPRS Journal of Photogrammetry and Remote Sensing</w:t>
+            </w:r>
+            <w:r>
+              <w:rPr>
+                <w:rFonts w:eastAsiaTheme="minorEastAsia"/>
+                <w:sz w:val="20"/>
+                <w:szCs w:val="20"/>
+                <w:lang w:eastAsia="zh-CN"/>
+              </w:rPr>
+              <w:t xml:space="preserve"> (IF=</w:t>
+            </w:r>
+            <w:r>
+              <w:rPr>
+                <w:rFonts w:eastAsiaTheme="minorEastAsia" w:hint="eastAsia"/>
+                <w:sz w:val="20"/>
+                <w:szCs w:val="20"/>
+                <w:lang w:eastAsia="zh-CN"/>
+              </w:rPr>
+              <w:t>12.2</w:t>
+            </w:r>
+            <w:r>
+              <w:rPr>
+                <w:rFonts w:eastAsiaTheme="minorEastAsia"/>
+                <w:sz w:val="20"/>
+                <w:szCs w:val="20"/>
+                <w:lang w:eastAsia="zh-CN"/>
+              </w:rPr>
+              <w:t xml:space="preserve">)                                                                                           </w:t>
+            </w:r>
+            <w:r>
+              <w:rPr>
+                <w:rFonts w:eastAsiaTheme="minorEastAsia" w:hint="eastAsia"/>
+                <w:sz w:val="20"/>
+                <w:szCs w:val="20"/>
+                <w:lang w:eastAsia="zh-CN"/>
+              </w:rPr>
+              <w:t xml:space="preserve">           </w:t>
+            </w:r>
+            <w:r>
+              <w:rPr>
+                <w:rFonts w:eastAsiaTheme="minorEastAsia"/>
+                <w:sz w:val="20"/>
+                <w:szCs w:val="20"/>
+                <w:lang w:eastAsia="zh-CN"/>
+              </w:rPr>
+              <w:t>202</w:t>
+            </w:r>
+            <w:r>
+              <w:rPr>
+                <w:rFonts w:eastAsiaTheme="minorEastAsia" w:hint="eastAsia"/>
+                <w:sz w:val="20"/>
+                <w:szCs w:val="20"/>
+                <w:lang w:eastAsia="zh-CN"/>
+              </w:rPr>
+              <w:t>6</w:t>
+            </w:r>
+            <w:r>
+              <w:rPr>
+                <w:rFonts w:eastAsiaTheme="minorEastAsia"/>
+                <w:sz w:val="20"/>
+                <w:szCs w:val="20"/>
+                <w:lang w:eastAsia="zh-CN"/>
+              </w:rPr>
+              <w:t>.</w:t>
+            </w:r>
+            <w:r>
+              <w:rPr>
+                <w:rFonts w:eastAsiaTheme="minorEastAsia" w:hint="eastAsia"/>
+                <w:sz w:val="20"/>
+                <w:szCs w:val="20"/>
+                <w:lang w:eastAsia="zh-CN"/>
+              </w:rPr>
+              <w:t>02</w:t>
+            </w:r>
+          </w:p>
+          <w:p>
+            <w:pPr>
+              <w:pStyle w:val="ab"/>
+              <w:numPr>
+                <w:ilvl w:val="0"/>
+                <w:numId w:val="4"/>
+              </w:numPr>
+              <w:tabs>
+                <w:tab w:val="left" w:pos="245"/>
+              </w:tabs>
+              <w:spacing w:line="237" w:lineRule="auto"/>
+              <w:ind w:right="0"/>
+              <w:jc w:val="distribute"/>
+              <w:rPr>
+                <w:rFonts w:eastAsiaTheme="minorEastAsia"/>
+                <w:sz w:val="20"/>
+                <w:szCs w:val="20"/>
+                <w:lang w:eastAsia="zh-CN"/>
+              </w:rPr>
+            </w:pPr>
+            <w:r>
+              <w:rPr>
+                <w:rFonts w:eastAsiaTheme="minorEastAsia"/>
+                <w:sz w:val="20"/>
+                <w:szCs w:val="20"/>
+                <w:lang w:eastAsia="zh-CN"/>
+              </w:rPr>
+              <w:t>BioData Mining</w:t>
+            </w:r>
+            <w:r>
+              <w:rPr>
+                <w:rFonts w:eastAsiaTheme="minorEastAsia"/>
+                <w:sz w:val="20"/>
+                <w:szCs w:val="20"/>
+                <w:lang w:eastAsia="zh-CN"/>
+              </w:rPr>
+              <w:t xml:space="preserve"> (IF=</w:t>
+            </w:r>
+            <w:r>
+              <w:rPr>
+                <w:rFonts w:eastAsiaTheme="minorEastAsia" w:hint="eastAsia"/>
+                <w:sz w:val="20"/>
+                <w:szCs w:val="20"/>
+                <w:lang w:eastAsia="zh-CN"/>
+              </w:rPr>
+              <w:t>6.1</w:t>
+            </w:r>
+            <w:r>
+              <w:rPr>
+                <w:rFonts w:eastAsiaTheme="minorEastAsia"/>
+                <w:sz w:val="20"/>
+                <w:szCs w:val="20"/>
+                <w:lang w:eastAsia="zh-CN"/>
+              </w:rPr>
+              <w:t xml:space="preserve">)                                                                                           </w:t>
+            </w:r>
+            <w:r>
+              <w:rPr>
+                <w:rFonts w:eastAsiaTheme="minorEastAsia" w:hint="eastAsia"/>
+                <w:sz w:val="20"/>
+                <w:szCs w:val="20"/>
+                <w:lang w:eastAsia="zh-CN"/>
+              </w:rPr>
+              <w:t xml:space="preserve">           </w:t>
+            </w:r>
+            <w:r>
+              <w:rPr>
+                <w:rFonts w:eastAsiaTheme="minorEastAsia"/>
+                <w:sz w:val="20"/>
+                <w:szCs w:val="20"/>
+                <w:lang w:eastAsia="zh-CN"/>
+              </w:rPr>
+              <w:t>202</w:t>
+            </w:r>
+            <w:r>
+              <w:rPr>
+                <w:rFonts w:eastAsiaTheme="minorEastAsia" w:hint="eastAsia"/>
+                <w:sz w:val="20"/>
+                <w:szCs w:val="20"/>
+                <w:lang w:eastAsia="zh-CN"/>
+              </w:rPr>
+              <w:t>6</w:t>
+            </w:r>
+            <w:r>
+              <w:rPr>
+                <w:rFonts w:eastAsiaTheme="minorEastAsia"/>
+                <w:sz w:val="20"/>
+                <w:szCs w:val="20"/>
+                <w:lang w:eastAsia="zh-CN"/>
+              </w:rPr>
+              <w:t>.</w:t>
+            </w:r>
+            <w:r>
+              <w:rPr>
+                <w:rFonts w:eastAsiaTheme="minorEastAsia" w:hint="eastAsia"/>
+                <w:sz w:val="20"/>
+                <w:szCs w:val="20"/>
+                <w:lang w:eastAsia="zh-CN"/>
+              </w:rPr>
+              <w:t>02</w:t>
+            </w:r>
+          </w:p>
+          <w:p>
+            <w:pPr>
+              <w:pStyle w:val="ab"/>
+              <w:numPr>
+                <w:ilvl w:val="0"/>
+                <w:numId w:val="4"/>
+              </w:numPr>
+              <w:tabs>
+                <w:tab w:val="left" w:pos="245"/>
+              </w:tabs>
+              <w:spacing w:line="237" w:lineRule="auto"/>
+              <w:ind w:right="0"/>
+              <w:jc w:val="distribute"/>
+              <w:rPr>
+                <w:rFonts w:eastAsiaTheme="minorEastAsia"/>
+                <w:sz w:val="20"/>
+                <w:szCs w:val="20"/>
+                <w:lang w:eastAsia="zh-CN"/>
+              </w:rPr>
+            </w:pPr>
+            <w:r>
+              <w:rPr>
+                <w:rFonts w:eastAsiaTheme="minorEastAsia"/>
+                <w:sz w:val="20"/>
+                <w:szCs w:val="20"/>
+                <w:lang w:eastAsia="zh-CN"/>
+              </w:rPr>
+              <w:t xml:space="preserve">Swarm and Evolutionary Computation (IF=8.5)                                                                                           </w:t>
+            </w:r>
+            <w:r>
+              <w:rPr>
+                <w:rFonts w:eastAsiaTheme="minorEastAsia" w:hint="eastAsia"/>
+                <w:sz w:val="20"/>
+                <w:szCs w:val="20"/>
+                <w:lang w:eastAsia="zh-CN"/>
+              </w:rPr>
+              <w:t xml:space="preserve">           </w:t>
+            </w:r>
+            <w:r>
+              <w:rPr>
+                <w:rFonts w:eastAsiaTheme="minorEastAsia"/>
+                <w:sz w:val="20"/>
+                <w:szCs w:val="20"/>
+                <w:lang w:eastAsia="zh-CN"/>
+              </w:rPr>
+              <w:t>2025.11</w:t>
+            </w:r>
+          </w:p>
+          <w:p>
+            <w:pPr>
+              <w:pStyle w:val="ab"/>
+              <w:numPr>
+                <w:ilvl w:val="0"/>
+                <w:numId w:val="4"/>
+              </w:numPr>
+              <w:tabs>
+                <w:tab w:val="left" w:pos="245"/>
+              </w:tabs>
+              <w:spacing w:line="237" w:lineRule="auto"/>
+              <w:ind w:right="0"/>
+              <w:jc w:val="distribute"/>
+              <w:rPr>
+                <w:rFonts w:eastAsiaTheme="minorEastAsia"/>
+                <w:sz w:val="20"/>
+                <w:szCs w:val="20"/>
+                <w:lang w:eastAsia="zh-CN"/>
+              </w:rPr>
+            </w:pPr>
+            <w:r>
+              <w:rPr>
+                <w:rFonts w:eastAsiaTheme="minorEastAsia" w:hint="eastAsia"/>
+                <w:sz w:val="20"/>
+                <w:szCs w:val="20"/>
+                <w:lang w:eastAsia="zh-CN"/>
+              </w:rPr>
+              <w:t>K</w:t>
+            </w:r>
+            <w:r>
+              <w:rPr>
+                <w:rFonts w:eastAsiaTheme="minorEastAsia"/>
+                <w:sz w:val="20"/>
+                <w:szCs w:val="20"/>
+                <w:lang w:eastAsia="zh-CN"/>
+              </w:rPr>
+              <w:t>nowledge-Based Systems (IF=7.6)</w:t>
+            </w:r>
+            <w:r>
+              <w:rPr>
+                <w:rFonts w:eastAsiaTheme="minorEastAsia"/>
+                <w:sz w:val="20"/>
+                <w:szCs w:val="20"/>
+                <w:lang w:eastAsia="zh-CN"/>
+              </w:rPr>
+              <w:t xml:space="preserve">                                                                                           </w:t>
+            </w:r>
+            <w:r>
+              <w:rPr>
+                <w:rFonts w:eastAsiaTheme="minorEastAsia" w:hint="eastAsia"/>
+                <w:sz w:val="20"/>
+                <w:szCs w:val="20"/>
+                <w:lang w:eastAsia="zh-CN"/>
+              </w:rPr>
+              <w:t xml:space="preserve">           </w:t>
+            </w:r>
+            <w:r>
+              <w:rPr>
+                <w:rFonts w:eastAsiaTheme="minorEastAsia"/>
+                <w:sz w:val="20"/>
+                <w:szCs w:val="20"/>
                 <w:lang w:eastAsia="zh-CN"/>
               </w:rPr>
               <w:t>2025.11</w:t>
@@ -9892,27 +10394,7 @@
                 <w:szCs w:val="20"/>
                 <w:lang w:eastAsia="zh-CN"/>
               </w:rPr>
-              <w:t>“</w:t>
-            </w:r>
-            <w:proofErr w:type="spellStart"/>
-            <w:r>
-              <w:rPr>
-                <w:bCs/>
-                <w:sz w:val="20"/>
-                <w:szCs w:val="20"/>
-                <w:lang w:eastAsia="zh-CN"/>
-              </w:rPr>
-              <w:t>Huashu</w:t>
-            </w:r>
-            <w:proofErr w:type="spellEnd"/>
-            <w:r>
-              <w:rPr>
-                <w:bCs/>
-                <w:sz w:val="20"/>
-                <w:szCs w:val="20"/>
-                <w:lang w:eastAsia="zh-CN"/>
-              </w:rPr>
-              <w:t xml:space="preserve"> Cup” International Mathematical Contest in Modeling</w:t>
+              <w:t>“Huashu Cup” International Mathematical Contest in Modeling</w:t>
             </w:r>
             <w:bookmarkEnd w:id="22"/>
           </w:p>
@@ -9996,27 +10478,7 @@
                 <w:szCs w:val="20"/>
                 <w:lang w:eastAsia="zh-CN"/>
               </w:rPr>
-              <w:t>, Zhejiang A&amp;F University "</w:t>
-            </w:r>
-            <w:proofErr w:type="spellStart"/>
-            <w:r>
-              <w:rPr>
-                <w:bCs/>
-                <w:sz w:val="20"/>
-                <w:szCs w:val="20"/>
-                <w:lang w:eastAsia="zh-CN"/>
-              </w:rPr>
-              <w:t>Donghu</w:t>
-            </w:r>
-            <w:proofErr w:type="spellEnd"/>
-            <w:r>
-              <w:rPr>
-                <w:bCs/>
-                <w:sz w:val="20"/>
-                <w:szCs w:val="20"/>
-                <w:lang w:eastAsia="zh-CN"/>
-              </w:rPr>
-              <w:t xml:space="preserve"> Cup"</w:t>
+              <w:t>, Zhejiang A&amp;F University "Donghu Cup"</w:t>
             </w:r>
             <w:r>
               <w:rPr>
@@ -10978,7 +11440,6 @@
         </w:rPr>
         <w:t xml:space="preserve">, </w:t>
       </w:r>
-      <w:proofErr w:type="spellStart"/>
       <w:r>
         <w:rPr>
           <w:rFonts w:eastAsiaTheme="minorEastAsia"/>
@@ -10989,7 +11450,6 @@
         </w:rPr>
         <w:t>Gurobi</w:t>
       </w:r>
-      <w:proofErr w:type="spellEnd"/>
       <w:r>
         <w:rPr>
           <w:rFonts w:eastAsiaTheme="minorEastAsia"/>

--- a/static/assets/cv/CV-Junbo Lian.docx
+++ b/static/assets/cv/CV-Junbo Lian.docx
@@ -461,7 +461,25 @@
           <w:szCs w:val="20"/>
           <w:lang w:eastAsia="zh-CN"/>
         </w:rPr>
-        <w:t>3.91/4.0</w:t>
+        <w:t>3.91</w:t>
+      </w:r>
+      <w:r>
+        <w:rPr>
+          <w:rFonts w:eastAsiaTheme="minorEastAsia" w:hint="eastAsia"/>
+          <w:sz w:val="20"/>
+          <w:szCs w:val="20"/>
+          <w:lang w:eastAsia="zh-CN"/>
+        </w:rPr>
+        <w:t>6</w:t>
+      </w:r>
+      <w:r>
+        <w:rPr>
+          <w:rFonts w:eastAsiaTheme="minorEastAsia" w:hint="eastAsia"/>
+          <w:sz w:val="20"/>
+          <w:szCs w:val="20"/>
+          <w:lang w:eastAsia="zh-CN"/>
+        </w:rPr>
+        <w:t>/4.0</w:t>
       </w:r>
       <w:r>
         <w:rPr>
@@ -8927,16 +8945,7 @@
                 <w:szCs w:val="20"/>
                 <w:lang w:eastAsia="zh-CN"/>
               </w:rPr>
-              <w:t>0</w:t>
-            </w:r>
-            <w:r>
-              <w:rPr>
-                <w:rFonts w:eastAsiaTheme="minorEastAsia" w:hint="eastAsia"/>
-                <w:sz w:val="20"/>
-                <w:szCs w:val="20"/>
-                <w:lang w:eastAsia="zh-CN"/>
-              </w:rPr>
-              <w:t>4</w:t>
+              <w:t>04</w:t>
             </w:r>
           </w:p>
           <w:p>
@@ -9065,16 +9074,7 @@
                 <w:szCs w:val="20"/>
                 <w:lang w:eastAsia="zh-CN"/>
               </w:rPr>
-              <w:t>0</w:t>
-            </w:r>
-            <w:r>
-              <w:rPr>
-                <w:rFonts w:eastAsiaTheme="minorEastAsia" w:hint="eastAsia"/>
-                <w:sz w:val="20"/>
-                <w:szCs w:val="20"/>
-                <w:lang w:eastAsia="zh-CN"/>
-              </w:rPr>
-              <w:t>3</w:t>
+              <w:t>03</w:t>
             </w:r>
           </w:p>
           <w:p>
@@ -9091,7 +9091,7 @@
               <w:ind w:right="0"/>
               <w:jc w:val="distribute"/>
               <w:rPr>
-                <w:rFonts w:eastAsiaTheme="minorEastAsia" w:hint="eastAsia"/>
+                <w:rFonts w:eastAsiaTheme="minorEastAsia"/>
                 <w:sz w:val="20"/>
                 <w:szCs w:val="20"/>
                 <w:lang w:eastAsia="zh-CN"/>
@@ -13010,10 +13010,6 @@
 </file>
 
 <file path=customXml/item1.xml><?xml version="1.0" encoding="utf-8"?>
-<b:Sources xmlns:b="http://schemas.openxmlformats.org/officeDocument/2006/bibliography" xmlns="http://schemas.openxmlformats.org/officeDocument/2006/bibliography" SelectedStyle="\APASixthEditionOfficeOnline.xsl" StyleName="APA" Version="6"/>
-</file>
-
-<file path=customXml/item2.xml><?xml version="1.0" encoding="utf-8"?>
 <s:customData xmlns="http://www.wps.cn/officeDocument/2013/wpsCustomData" xmlns:s="http://www.wps.cn/officeDocument/2013/wpsCustomData">
   <customSectProps>
     <customSectPr/>
@@ -13024,18 +13020,22 @@
 </s:customData>
 </file>
 
+<file path=customXml/item2.xml><?xml version="1.0" encoding="utf-8"?>
+<b:Sources xmlns:b="http://schemas.openxmlformats.org/officeDocument/2006/bibliography" xmlns="http://schemas.openxmlformats.org/officeDocument/2006/bibliography" SelectedStyle="\APASixthEditionOfficeOnline.xsl" StyleName="APA" Version="6"/>
+</file>
+
 <file path=customXml/itemProps1.xml><?xml version="1.0" encoding="utf-8"?>
+<ds:datastoreItem xmlns:ds="http://schemas.openxmlformats.org/officeDocument/2006/customXml" ds:itemID="{B1977F7D-205B-4081-913C-38D41E755F92}">
+  <ds:schemaRefs>
+    <ds:schemaRef ds:uri="http://www.wps.cn/officeDocument/2013/wpsCustomData"/>
+  </ds:schemaRefs>
+</ds:datastoreItem>
+</file>
+
+<file path=customXml/itemProps2.xml><?xml version="1.0" encoding="utf-8"?>
 <ds:datastoreItem xmlns:ds="http://schemas.openxmlformats.org/officeDocument/2006/customXml" ds:itemID="{D474E2D7-7A46-4674-A16F-FC0E7D934E8D}">
   <ds:schemaRefs>
     <ds:schemaRef ds:uri="http://schemas.openxmlformats.org/officeDocument/2006/bibliography"/>
   </ds:schemaRefs>
 </ds:datastoreItem>
-</file>
-
-<file path=customXml/itemProps2.xml><?xml version="1.0" encoding="utf-8"?>
-<ds:datastoreItem xmlns:ds="http://schemas.openxmlformats.org/officeDocument/2006/customXml" ds:itemID="{B1977F7D-205B-4081-913C-38D41E755F92}">
-  <ds:schemaRefs>
-    <ds:schemaRef ds:uri="http://www.wps.cn/officeDocument/2013/wpsCustomData"/>
-  </ds:schemaRefs>
-</ds:datastoreItem>
 </file>